--- a/public/uploads/swakelola/sppg/E. 2. Berita Acara Serah Terima (BAST) Hasil Pekerjaan dari Tim Pelaksana kepada PPK.docx
+++ b/public/uploads/swakelola/sppg/E. 2. Berita Acara Serah Terima (BAST) Hasil Pekerjaan dari Tim Pelaksana kepada PPK.docx
@@ -4,42 +4,47 @@
   <w:body>
     <w:p>
       <w:pPr>
-        <w:spacing w:before="0" w:after="40"/>
+        <w:spacing w:before="0" w:after="200" w:line="240" w:lineRule="auto"/>
         <w:jc w:val="center"/>
       </w:pPr>
       <w:r>
-        <w:rPr>
-          <w:rFonts w:ascii="Arial" w:hAnsi="Arial"/>
-          <w:b/>
-          <w:sz w:val="22"/>
-        </w:rPr>
-        <w:t>KEMENTERIAN PEKERJAAN UMUM</w:t>
-        <w:br/>
-        <w:t>DIREKTORAT JENDERAL PRASARANA STRATEGIS</w:t>
-        <w:br/>
-        <w:t>SATUAN KERJA PELAKSANAAN PRASARANA STRATEGIS RIAU</w:t>
-        <w:br/>
+        <w:drawing>
+          <wp:inline xmlns:a="http://schemas.openxmlformats.org/drawingml/2006/main" xmlns:pic="http://schemas.openxmlformats.org/drawingml/2006/picture">
+            <wp:extent cx="5940000" cy="876504"/>
+            <wp:docPr id="1" name="Picture 1"/>
+            <wp:cNvGraphicFramePr>
+              <a:graphicFrameLocks noChangeAspect="1"/>
+            </wp:cNvGraphicFramePr>
+            <a:graphic>
+              <a:graphicData uri="http://schemas.openxmlformats.org/drawingml/2006/picture">
+                <pic:pic>
+                  <pic:nvPicPr>
+                    <pic:cNvPr id="0" name="1775466518_6770018a33b3f91eebd0.png"/>
+                    <pic:cNvPicPr/>
+                  </pic:nvPicPr>
+                  <pic:blipFill>
+                    <a:blip r:embed="rId9"/>
+                    <a:stretch>
+                      <a:fillRect/>
+                    </a:stretch>
+                  </pic:blipFill>
+                  <pic:spPr>
+                    <a:xfrm>
+                      <a:off x="0" y="0"/>
+                      <a:ext cx="5940000" cy="876504"/>
+                    </a:xfrm>
+                    <a:prstGeom prst="rect"/>
+                  </pic:spPr>
+                </pic:pic>
+              </a:graphicData>
+            </a:graphic>
+          </wp:inline>
+        </w:drawing>
       </w:r>
     </w:p>
     <w:p>
       <w:pPr>
-        <w:spacing w:before="0" w:after="160"/>
-        <w:jc w:val="center"/>
-      </w:pPr>
-      <w:r>
-        <w:rPr>
-          <w:rFonts w:ascii="Arial" w:hAnsi="Arial"/>
-          <w:color w:val="787878"/>
-          <w:sz w:val="17"/>
-        </w:rPr>
-        <w:t>Jalan Bakti, Ruko Komplek Mutiara Asri Garden, Sidomulyo Timur, Marpoyan Damai, Pekanbaru</w:t>
-        <w:br/>
-        <w:t>—————————————————————————————————————————————————————————————————</w:t>
-      </w:r>
-    </w:p>
-    <w:p>
-      <w:pPr>
-        <w:spacing w:before="160" w:after="200"/>
+        <w:spacing w:before="40" w:after="40" w:line="276" w:lineRule="auto"/>
         <w:jc w:val="center"/>
       </w:pPr>
       <w:r>
@@ -49,126 +54,155 @@
           <w:sz w:val="23"/>
         </w:rPr>
         <w:t>BERITA ACARA SERAH TERIMA (BAST) HASIL PEKERJAAN SWAKELOLA</w:t>
-        <w:br/>
       </w:r>
+    </w:p>
+    <w:p>
+      <w:pPr>
+        <w:spacing w:before="0" w:after="40" w:line="276" w:lineRule="auto"/>
+        <w:jc w:val="center"/>
+      </w:pPr>
       <w:r>
         <w:rPr>
           <w:rFonts w:ascii="Arial" w:hAnsi="Arial"/>
           <w:b/>
-          <w:sz w:val="23"/>
+          <w:sz w:val="22"/>
         </w:rPr>
         <w:t>ADMINISTRASI KEGIATAN PEMBANGUNAN GEDUNG SPPG PROVINSI RIAU</w:t>
-        <w:br/>
       </w:r>
+    </w:p>
+    <w:p>
+      <w:pPr>
+        <w:spacing w:before="0" w:after="40" w:line="276" w:lineRule="auto"/>
+        <w:jc w:val="center"/>
+      </w:pPr>
       <w:r>
         <w:rPr>
           <w:rFonts w:ascii="Arial" w:hAnsi="Arial"/>
           <w:b/>
-          <w:sz w:val="23"/>
+          <w:sz w:val="22"/>
         </w:rPr>
-        <w:t>NOMOR : 01/BAST-SWK/PPK-PPS/2025</w:t>
-      </w:r>
-    </w:p>
-    <w:p>
-      <w:r>
-        <w:rPr>
-          <w:rFonts w:ascii="Arial" w:hAnsi="Arial"/>
-          <w:sz w:val="19"/>
-        </w:rPr>
-        <w:t>Pada hari ini, Senin tanggal Dua Puluh Dua bulan Desember tahun Dua Ribu Dua Puluh Lima (22-12-2025), bertempat di Kantor Satuan Kerja Pelaksanaan Prasarana Strategis Riau, kami yang bertanda tangan di bawah ini:</w:t>
-        <w:br/>
-        <w:br/>
-        <w:t>1. Nama      : Junaidi</w:t>
-        <w:br/>
-        <w:t xml:space="preserve">   NIP       : 19740704 200701 1 002</w:t>
-        <w:br/>
-        <w:t xml:space="preserve">   Jabatan   : Penata Teknik / Ketua Tim Pelaksana Swakelola</w:t>
-        <w:br/>
-        <w:t xml:space="preserve">   selanjutnya disebut sebagai PIHAK PERTAMA.</w:t>
-        <w:br/>
-        <w:br/>
-        <w:t>2. Nama      : Nurhidayat Nugroho, S.Ars.</w:t>
-        <w:br/>
-        <w:t xml:space="preserve">   NIP       : 19901221 201802 1 001</w:t>
-        <w:br/>
-        <w:t xml:space="preserve">   Jabatan   : Pejabat Pembuat Komitmen Pelaksanaan Prasarana Strategis</w:t>
-        <w:br/>
-        <w:t xml:space="preserve">   selanjutnya disebut sebagai PIHAK KEDUA.</w:t>
-        <w:br/>
-        <w:br/>
-        <w:t>Menyatakan bahwa:</w:t>
-        <w:br/>
-        <w:t>1. PIHAK PERTAMA telah menyelesaikan seluruh pekerjaan Swakelola Tipe I untuk paket Administrasi Kegiatan Pembangunan Gedung SPPG Provinsi Riau TA 2025 dengan capaian kemajuan fisik 100% dan menyerahkan hasil pekerjaan tersebut kepada PIHAK KEDUA.</w:t>
-        <w:br/>
-        <w:t>2. PIHAK KEDUA telah memeriksa dan menerima hasil pekerjaan yang diserahkan oleh PIHAK PERTAMA dalam keadaan lengkap dan baik, meliputi dokumen administrasi, berkas SPJ, bukti pengeluaran, dokumentasi kegiatan, dan Laporan Akhir Swakelola.</w:t>
-        <w:br/>
-        <w:t>3. Nilai realisasi anggaran yang telah dibayarkan adalah sebesar Rp 141.159.100,- (Seratus Empat Puluh Satu Juta Seratus Lima Puluh Sembilan Ribu Seratus Rupiah).</w:t>
-        <w:br/>
-        <w:br/>
-        <w:t>Demikian Berita Acara Serah Terima ini dibuat dalam rangkap secukupnya untuk dipergunakan sebagaimana mestinya.</w:t>
+        <w:t>TAHUN ANGGARAN 2025</w:t>
       </w:r>
     </w:p>
     <w:p>
       <w:pPr>
-        <w:spacing w:before="280" w:after="80"/>
-        <w:jc w:val="right"/>
+        <w:spacing w:before="40" w:after="200" w:line="276" w:lineRule="auto"/>
+        <w:jc w:val="center"/>
       </w:pPr>
       <w:r>
         <w:rPr>
           <w:rFonts w:ascii="Arial" w:hAnsi="Arial"/>
-          <w:sz w:val="20"/>
+          <w:b/>
+          <w:sz w:val="21"/>
         </w:rPr>
-        <w:t>Pekanbaru, 22 Desember 2025</w:t>
+        <w:t>NOMOR : 01/BAST/SWK-SPPG/PPK-PPS/2025</w:t>
+      </w:r>
+    </w:p>
+    <w:p>
+      <w:pPr>
+        <w:spacing w:before="0" w:after="120" w:line="300" w:lineRule="auto"/>
+        <w:jc w:val="both"/>
+      </w:pPr>
+      <w:r>
+        <w:rPr>
+          <w:rFonts w:ascii="Arial" w:hAnsi="Arial"/>
+          <w:b w:val="0"/>
+          <w:sz w:val="21"/>
+        </w:rPr>
+        <w:t>Pada hari ini, Senin tanggal Dua Puluh Dua bulan Desember tahun Dua Ribu Dua Puluh Lima (22-12-2025), bertempat di Kantor Satuan Kerja Pelaksanaan Prasarana Strategis Riau, kami yang bertanda tangan di bawah ini:</w:t>
       </w:r>
     </w:p>
     <w:tbl>
       <w:tblPr>
         <w:tblW w:type="auto" w:w="0"/>
         <w:jc w:val="center"/>
+        <w:tblLayout w:type="fixed"/>
         <w:tblLook w:firstColumn="1" w:firstRow="1" w:lastColumn="0" w:lastRow="0" w:noHBand="0" w:noVBand="1" w:val="04A0"/>
+        <w:tblBorders>
+          <w:top w:val="none" w:sz="0" w:space="0" w:color="auto"/>
+          <w:left w:val="none" w:sz="0" w:space="0" w:color="auto"/>
+          <w:bottom w:val="none" w:sz="0" w:space="0" w:color="auto"/>
+          <w:right w:val="none" w:sz="0" w:space="0" w:color="auto"/>
+          <w:insideH w:val="none" w:sz="0" w:space="0" w:color="auto"/>
+          <w:insideV w:val="none" w:sz="0" w:space="0" w:color="auto"/>
+        </w:tblBorders>
       </w:tblPr>
       <w:tblGrid>
-        <w:gridCol w:w="4608"/>
-        <w:gridCol w:w="4608"/>
+        <w:gridCol w:w="3118"/>
+        <w:gridCol w:w="3118"/>
+        <w:gridCol w:w="3118"/>
       </w:tblGrid>
       <w:tr>
         <w:tc>
           <w:tcPr>
-            <w:tcW w:type="dxa" w:w="4320"/>
+            <w:tcW w:type="dxa" w:w="2721"/>
+            <w:tcMar>
+              <w:top w:w="45" w:type="dxa"/>
+              <w:bottom w:w="45" w:type="dxa"/>
+              <w:left w:w="20" w:type="dxa"/>
+              <w:right w:w="20" w:type="dxa"/>
+            </w:tcMar>
           </w:tcPr>
           <w:p>
             <w:pPr>
+              <w:spacing w:before="0" w:after="20" w:line="276" w:lineRule="auto"/>
+              <w:jc w:val="left"/>
+            </w:pPr>
+            <w:r>
+              <w:rPr>
+                <w:rFonts w:ascii="Arial" w:hAnsi="Arial"/>
+                <w:b w:val="0"/>
+                <w:sz w:val="21"/>
+              </w:rPr>
+              <w:t>1. Nama</w:t>
+            </w:r>
+          </w:p>
+        </w:tc>
+        <w:tc>
+          <w:tcPr>
+            <w:tcW w:type="dxa" w:w="255"/>
+            <w:tcMar>
+              <w:top w:w="45" w:type="dxa"/>
+              <w:bottom w:w="45" w:type="dxa"/>
+              <w:left w:w="20" w:type="dxa"/>
+              <w:right w:w="20" w:type="dxa"/>
+            </w:tcMar>
+          </w:tcPr>
+          <w:p>
+            <w:pPr>
+              <w:spacing w:before="0" w:after="20" w:line="276" w:lineRule="auto"/>
               <w:jc w:val="center"/>
             </w:pPr>
             <w:r>
               <w:rPr>
                 <w:rFonts w:ascii="Arial" w:hAnsi="Arial"/>
-                <w:b/>
-                <w:sz w:val="20"/>
+                <w:sz w:val="21"/>
               </w:rPr>
-              <w:t>PIHAK PERTAMA</w:t>
-              <w:br/>
-              <w:t>Ketua Tim Pelaksana Swakelola</w:t>
+              <w:t>:</w:t>
             </w:r>
           </w:p>
         </w:tc>
         <w:tc>
           <w:tcPr>
-            <w:tcW w:type="dxa" w:w="4320"/>
+            <w:tcW w:type="dxa" w:w="6378"/>
+            <w:tcMar>
+              <w:top w:w="45" w:type="dxa"/>
+              <w:bottom w:w="45" w:type="dxa"/>
+              <w:left w:w="20" w:type="dxa"/>
+              <w:right w:w="20" w:type="dxa"/>
+            </w:tcMar>
           </w:tcPr>
           <w:p>
             <w:pPr>
-              <w:jc w:val="center"/>
+              <w:spacing w:before="0" w:after="20" w:line="276" w:lineRule="auto"/>
+              <w:jc w:val="both"/>
             </w:pPr>
             <w:r>
               <w:rPr>
                 <w:rFonts w:ascii="Arial" w:hAnsi="Arial"/>
-                <w:b/>
-                <w:sz w:val="20"/>
+                <w:sz w:val="21"/>
               </w:rPr>
-              <w:t>PIHAK KEDUA</w:t>
-              <w:br/>
-              <w:t>Pejabat Pembuat Komitmen</w:t>
+              <w:t>Junaidi</w:t>
             </w:r>
           </w:p>
         </w:tc>
@@ -176,57 +210,715 @@
       <w:tr>
         <w:tc>
           <w:tcPr>
-            <w:tcW w:type="dxa" w:w="4320"/>
+            <w:tcW w:type="dxa" w:w="2721"/>
+            <w:tcMar>
+              <w:top w:w="45" w:type="dxa"/>
+              <w:bottom w:w="45" w:type="dxa"/>
+              <w:left w:w="20" w:type="dxa"/>
+              <w:right w:w="20" w:type="dxa"/>
+            </w:tcMar>
           </w:tcPr>
           <w:p>
             <w:pPr>
+              <w:spacing w:before="0" w:after="20" w:line="276" w:lineRule="auto"/>
+              <w:jc w:val="left"/>
+            </w:pPr>
+            <w:r>
+              <w:rPr>
+                <w:rFonts w:ascii="Arial" w:hAnsi="Arial"/>
+                <w:b w:val="0"/>
+                <w:sz w:val="21"/>
+              </w:rPr>
+              <w:t xml:space="preserve">   NIP</w:t>
+            </w:r>
+          </w:p>
+        </w:tc>
+        <w:tc>
+          <w:tcPr>
+            <w:tcW w:type="dxa" w:w="255"/>
+            <w:tcMar>
+              <w:top w:w="45" w:type="dxa"/>
+              <w:bottom w:w="45" w:type="dxa"/>
+              <w:left w:w="20" w:type="dxa"/>
+              <w:right w:w="20" w:type="dxa"/>
+            </w:tcMar>
+          </w:tcPr>
+          <w:p>
+            <w:pPr>
+              <w:spacing w:before="0" w:after="20" w:line="276" w:lineRule="auto"/>
               <w:jc w:val="center"/>
             </w:pPr>
             <w:r>
               <w:rPr>
                 <w:rFonts w:ascii="Arial" w:hAnsi="Arial"/>
-                <w:b/>
-                <w:sz w:val="20"/>
+                <w:sz w:val="21"/>
               </w:rPr>
-              <w:br/>
-              <w:br/>
-              <w:br/>
-              <w:br/>
-              <w:t>Junaidi</w:t>
-              <w:br/>
-              <w:t>NIP. 19740704 200701 1 002</w:t>
+              <w:t>:</w:t>
             </w:r>
           </w:p>
         </w:tc>
         <w:tc>
           <w:tcPr>
-            <w:tcW w:type="dxa" w:w="4320"/>
+            <w:tcW w:type="dxa" w:w="6378"/>
+            <w:tcMar>
+              <w:top w:w="45" w:type="dxa"/>
+              <w:bottom w:w="45" w:type="dxa"/>
+              <w:left w:w="20" w:type="dxa"/>
+              <w:right w:w="20" w:type="dxa"/>
+            </w:tcMar>
           </w:tcPr>
           <w:p>
             <w:pPr>
+              <w:spacing w:before="0" w:after="20" w:line="276" w:lineRule="auto"/>
+              <w:jc w:val="both"/>
+            </w:pPr>
+            <w:r>
+              <w:rPr>
+                <w:rFonts w:ascii="Arial" w:hAnsi="Arial"/>
+                <w:sz w:val="21"/>
+              </w:rPr>
+              <w:t>19740704 200701 1 002</w:t>
+            </w:r>
+          </w:p>
+        </w:tc>
+      </w:tr>
+      <w:tr>
+        <w:tc>
+          <w:tcPr>
+            <w:tcW w:type="dxa" w:w="2721"/>
+            <w:tcMar>
+              <w:top w:w="45" w:type="dxa"/>
+              <w:bottom w:w="45" w:type="dxa"/>
+              <w:left w:w="20" w:type="dxa"/>
+              <w:right w:w="20" w:type="dxa"/>
+            </w:tcMar>
+          </w:tcPr>
+          <w:p>
+            <w:pPr>
+              <w:spacing w:before="0" w:after="20" w:line="276" w:lineRule="auto"/>
+              <w:jc w:val="left"/>
+            </w:pPr>
+            <w:r>
+              <w:rPr>
+                <w:rFonts w:ascii="Arial" w:hAnsi="Arial"/>
+                <w:b w:val="0"/>
+                <w:sz w:val="21"/>
+              </w:rPr>
+              <w:t xml:space="preserve">   Jabatan</w:t>
+            </w:r>
+          </w:p>
+        </w:tc>
+        <w:tc>
+          <w:tcPr>
+            <w:tcW w:type="dxa" w:w="255"/>
+            <w:tcMar>
+              <w:top w:w="45" w:type="dxa"/>
+              <w:bottom w:w="45" w:type="dxa"/>
+              <w:left w:w="20" w:type="dxa"/>
+              <w:right w:w="20" w:type="dxa"/>
+            </w:tcMar>
+          </w:tcPr>
+          <w:p>
+            <w:pPr>
+              <w:spacing w:before="0" w:after="20" w:line="276" w:lineRule="auto"/>
               <w:jc w:val="center"/>
             </w:pPr>
             <w:r>
               <w:rPr>
                 <w:rFonts w:ascii="Arial" w:hAnsi="Arial"/>
+                <w:sz w:val="21"/>
+              </w:rPr>
+              <w:t>:</w:t>
+            </w:r>
+          </w:p>
+        </w:tc>
+        <w:tc>
+          <w:tcPr>
+            <w:tcW w:type="dxa" w:w="6378"/>
+            <w:tcMar>
+              <w:top w:w="45" w:type="dxa"/>
+              <w:bottom w:w="45" w:type="dxa"/>
+              <w:left w:w="20" w:type="dxa"/>
+              <w:right w:w="20" w:type="dxa"/>
+            </w:tcMar>
+          </w:tcPr>
+          <w:p>
+            <w:pPr>
+              <w:spacing w:before="0" w:after="20" w:line="276" w:lineRule="auto"/>
+              <w:jc w:val="both"/>
+            </w:pPr>
+            <w:r>
+              <w:rPr>
+                <w:rFonts w:ascii="Arial" w:hAnsi="Arial"/>
+                <w:sz w:val="21"/>
+              </w:rPr>
+              <w:t>Ketua Tim Pelaksana Swakelola Kegiatan Administrasi Pembangunan Gedung SPPG Provinsi Riau TA 2025, selanjutnya disebut sebagai PIHAK KESATU.</w:t>
+            </w:r>
+          </w:p>
+        </w:tc>
+      </w:tr>
+      <w:tr>
+        <w:tc>
+          <w:tcPr>
+            <w:tcW w:type="dxa" w:w="2721"/>
+            <w:tcMar>
+              <w:top w:w="45" w:type="dxa"/>
+              <w:bottom w:w="45" w:type="dxa"/>
+              <w:left w:w="20" w:type="dxa"/>
+              <w:right w:w="20" w:type="dxa"/>
+            </w:tcMar>
+          </w:tcPr>
+          <w:p>
+            <w:pPr>
+              <w:spacing w:before="0" w:after="20" w:line="276" w:lineRule="auto"/>
+              <w:jc w:val="left"/>
+            </w:pPr>
+            <w:r>
+              <w:rPr>
+                <w:rFonts w:ascii="Arial" w:hAnsi="Arial"/>
+                <w:b w:val="0"/>
+                <w:sz w:val="21"/>
+              </w:rPr>
+              <w:t>2. Nama</w:t>
+            </w:r>
+          </w:p>
+        </w:tc>
+        <w:tc>
+          <w:tcPr>
+            <w:tcW w:type="dxa" w:w="255"/>
+            <w:tcMar>
+              <w:top w:w="45" w:type="dxa"/>
+              <w:bottom w:w="45" w:type="dxa"/>
+              <w:left w:w="20" w:type="dxa"/>
+              <w:right w:w="20" w:type="dxa"/>
+            </w:tcMar>
+          </w:tcPr>
+          <w:p>
+            <w:pPr>
+              <w:spacing w:before="0" w:after="20" w:line="276" w:lineRule="auto"/>
+              <w:jc w:val="center"/>
+            </w:pPr>
+            <w:r>
+              <w:rPr>
+                <w:rFonts w:ascii="Arial" w:hAnsi="Arial"/>
+                <w:sz w:val="21"/>
+              </w:rPr>
+              <w:t>:</w:t>
+            </w:r>
+          </w:p>
+        </w:tc>
+        <w:tc>
+          <w:tcPr>
+            <w:tcW w:type="dxa" w:w="6378"/>
+            <w:tcMar>
+              <w:top w:w="45" w:type="dxa"/>
+              <w:bottom w:w="45" w:type="dxa"/>
+              <w:left w:w="20" w:type="dxa"/>
+              <w:right w:w="20" w:type="dxa"/>
+            </w:tcMar>
+          </w:tcPr>
+          <w:p>
+            <w:pPr>
+              <w:spacing w:before="0" w:after="20" w:line="276" w:lineRule="auto"/>
+              <w:jc w:val="both"/>
+            </w:pPr>
+            <w:r>
+              <w:rPr>
+                <w:rFonts w:ascii="Arial" w:hAnsi="Arial"/>
+                <w:sz w:val="21"/>
+              </w:rPr>
+              <w:t>Nurhidayat Nugroho, S.Ars.</w:t>
+            </w:r>
+          </w:p>
+        </w:tc>
+      </w:tr>
+      <w:tr>
+        <w:tc>
+          <w:tcPr>
+            <w:tcW w:type="dxa" w:w="2721"/>
+            <w:tcMar>
+              <w:top w:w="45" w:type="dxa"/>
+              <w:bottom w:w="45" w:type="dxa"/>
+              <w:left w:w="20" w:type="dxa"/>
+              <w:right w:w="20" w:type="dxa"/>
+            </w:tcMar>
+          </w:tcPr>
+          <w:p>
+            <w:pPr>
+              <w:spacing w:before="0" w:after="20" w:line="276" w:lineRule="auto"/>
+              <w:jc w:val="left"/>
+            </w:pPr>
+            <w:r>
+              <w:rPr>
+                <w:rFonts w:ascii="Arial" w:hAnsi="Arial"/>
+                <w:b w:val="0"/>
+                <w:sz w:val="21"/>
+              </w:rPr>
+              <w:t xml:space="preserve">   NIP</w:t>
+            </w:r>
+          </w:p>
+        </w:tc>
+        <w:tc>
+          <w:tcPr>
+            <w:tcW w:type="dxa" w:w="255"/>
+            <w:tcMar>
+              <w:top w:w="45" w:type="dxa"/>
+              <w:bottom w:w="45" w:type="dxa"/>
+              <w:left w:w="20" w:type="dxa"/>
+              <w:right w:w="20" w:type="dxa"/>
+            </w:tcMar>
+          </w:tcPr>
+          <w:p>
+            <w:pPr>
+              <w:spacing w:before="0" w:after="20" w:line="276" w:lineRule="auto"/>
+              <w:jc w:val="center"/>
+            </w:pPr>
+            <w:r>
+              <w:rPr>
+                <w:rFonts w:ascii="Arial" w:hAnsi="Arial"/>
+                <w:sz w:val="21"/>
+              </w:rPr>
+              <w:t>:</w:t>
+            </w:r>
+          </w:p>
+        </w:tc>
+        <w:tc>
+          <w:tcPr>
+            <w:tcW w:type="dxa" w:w="6378"/>
+            <w:tcMar>
+              <w:top w:w="45" w:type="dxa"/>
+              <w:bottom w:w="45" w:type="dxa"/>
+              <w:left w:w="20" w:type="dxa"/>
+              <w:right w:w="20" w:type="dxa"/>
+            </w:tcMar>
+          </w:tcPr>
+          <w:p>
+            <w:pPr>
+              <w:spacing w:before="0" w:after="20" w:line="276" w:lineRule="auto"/>
+              <w:jc w:val="both"/>
+            </w:pPr>
+            <w:r>
+              <w:rPr>
+                <w:rFonts w:ascii="Arial" w:hAnsi="Arial"/>
+                <w:sz w:val="21"/>
+              </w:rPr>
+              <w:t>19901221 201802 1 001</w:t>
+            </w:r>
+          </w:p>
+        </w:tc>
+      </w:tr>
+      <w:tr>
+        <w:tc>
+          <w:tcPr>
+            <w:tcW w:type="dxa" w:w="2721"/>
+            <w:tcMar>
+              <w:top w:w="45" w:type="dxa"/>
+              <w:bottom w:w="45" w:type="dxa"/>
+              <w:left w:w="20" w:type="dxa"/>
+              <w:right w:w="20" w:type="dxa"/>
+            </w:tcMar>
+          </w:tcPr>
+          <w:p>
+            <w:pPr>
+              <w:spacing w:before="0" w:after="20" w:line="276" w:lineRule="auto"/>
+              <w:jc w:val="left"/>
+            </w:pPr>
+            <w:r>
+              <w:rPr>
+                <w:rFonts w:ascii="Arial" w:hAnsi="Arial"/>
+                <w:b w:val="0"/>
+                <w:sz w:val="21"/>
+              </w:rPr>
+              <w:t xml:space="preserve">   Jabatan</w:t>
+            </w:r>
+          </w:p>
+        </w:tc>
+        <w:tc>
+          <w:tcPr>
+            <w:tcW w:type="dxa" w:w="255"/>
+            <w:tcMar>
+              <w:top w:w="45" w:type="dxa"/>
+              <w:bottom w:w="45" w:type="dxa"/>
+              <w:left w:w="20" w:type="dxa"/>
+              <w:right w:w="20" w:type="dxa"/>
+            </w:tcMar>
+          </w:tcPr>
+          <w:p>
+            <w:pPr>
+              <w:spacing w:before="0" w:after="20" w:line="276" w:lineRule="auto"/>
+              <w:jc w:val="center"/>
+            </w:pPr>
+            <w:r>
+              <w:rPr>
+                <w:rFonts w:ascii="Arial" w:hAnsi="Arial"/>
+                <w:sz w:val="21"/>
+              </w:rPr>
+              <w:t>:</w:t>
+            </w:r>
+          </w:p>
+        </w:tc>
+        <w:tc>
+          <w:tcPr>
+            <w:tcW w:type="dxa" w:w="6378"/>
+            <w:tcMar>
+              <w:top w:w="45" w:type="dxa"/>
+              <w:bottom w:w="45" w:type="dxa"/>
+              <w:left w:w="20" w:type="dxa"/>
+              <w:right w:w="20" w:type="dxa"/>
+            </w:tcMar>
+          </w:tcPr>
+          <w:p>
+            <w:pPr>
+              <w:spacing w:before="0" w:after="20" w:line="276" w:lineRule="auto"/>
+              <w:jc w:val="both"/>
+            </w:pPr>
+            <w:r>
+              <w:rPr>
+                <w:rFonts w:ascii="Arial" w:hAnsi="Arial"/>
+                <w:sz w:val="21"/>
+              </w:rPr>
+              <w:t>Pejabat Pembuat Komitmen (PPK) Satuan Kerja Pelaksanaan Prasarana Strategis Riau, selanjutnya disebut sebagai PIHAK KEDUA.</w:t>
+            </w:r>
+          </w:p>
+        </w:tc>
+      </w:tr>
+    </w:tbl>
+    <w:p>
+      <w:pPr>
+        <w:spacing w:before="0" w:after="80"/>
+      </w:pPr>
+    </w:p>
+    <w:p>
+      <w:pPr>
+        <w:spacing w:before="0" w:after="120" w:line="300" w:lineRule="auto"/>
+        <w:jc w:val="both"/>
+      </w:pPr>
+      <w:r>
+        <w:rPr>
+          <w:rFonts w:ascii="Arial" w:hAnsi="Arial"/>
+          <w:b w:val="0"/>
+          <w:sz w:val="21"/>
+        </w:rPr>
+        <w:t>Berdasarkan Berita Acara Pemeriksaan Hasil Pekerjaan (BAPHP) Tim Pengawas Swakelola Nomor: 01/BAPHP/SWK-SPPG/2025 tanggal 22 Desember 2025, kedua belah pihak sepakat untuk melakukan Serah Terima Hasil Pekerjaan Swakelola dengan ketentuan sebagai berikut:</w:t>
+      </w:r>
+    </w:p>
+    <w:tbl>
+      <w:tblPr>
+        <w:tblW w:type="auto" w:w="0"/>
+        <w:jc w:val="center"/>
+        <w:tblLayout w:type="fixed"/>
+        <w:tblLook w:firstColumn="1" w:firstRow="1" w:lastColumn="0" w:lastRow="0" w:noHBand="0" w:noVBand="1" w:val="04A0"/>
+        <w:tblBorders>
+          <w:top w:val="none" w:sz="0" w:space="0" w:color="auto"/>
+          <w:left w:val="none" w:sz="0" w:space="0" w:color="auto"/>
+          <w:bottom w:val="none" w:sz="0" w:space="0" w:color="auto"/>
+          <w:right w:val="none" w:sz="0" w:space="0" w:color="auto"/>
+          <w:insideH w:val="none" w:sz="0" w:space="0" w:color="auto"/>
+          <w:insideV w:val="none" w:sz="0" w:space="0" w:color="auto"/>
+        </w:tblBorders>
+      </w:tblPr>
+      <w:tblGrid>
+        <w:gridCol w:w="4677"/>
+        <w:gridCol w:w="4677"/>
+      </w:tblGrid>
+      <w:tr>
+        <w:tc>
+          <w:tcPr>
+            <w:tcW w:type="dxa" w:w="425"/>
+            <w:tcMar>
+              <w:top w:w="40" w:type="dxa"/>
+              <w:bottom w:w="40" w:type="dxa"/>
+              <w:left w:w="20" w:type="dxa"/>
+              <w:right w:w="40" w:type="dxa"/>
+            </w:tcMar>
+          </w:tcPr>
+          <w:p>
+            <w:pPr>
+              <w:spacing w:before="0" w:after="40" w:line="288" w:lineRule="auto"/>
+              <w:jc w:val="left"/>
+            </w:pPr>
+            <w:r>
+              <w:rPr>
+                <w:rFonts w:ascii="Arial" w:hAnsi="Arial"/>
+                <w:sz w:val="21"/>
+              </w:rPr>
+              <w:t>1.</w:t>
+            </w:r>
+          </w:p>
+        </w:tc>
+        <w:tc>
+          <w:tcPr>
+            <w:tcW w:type="dxa" w:w="8929"/>
+            <w:tcMar>
+              <w:top w:w="40" w:type="dxa"/>
+              <w:bottom w:w="40" w:type="dxa"/>
+              <w:left w:w="20" w:type="dxa"/>
+              <w:right w:w="20" w:type="dxa"/>
+            </w:tcMar>
+          </w:tcPr>
+          <w:p>
+            <w:pPr>
+              <w:spacing w:before="0" w:after="40" w:line="288" w:lineRule="auto"/>
+              <w:jc w:val="both"/>
+            </w:pPr>
+            <w:r>
+              <w:rPr>
+                <w:rFonts w:ascii="Arial" w:hAnsi="Arial"/>
+                <w:sz w:val="21"/>
+              </w:rPr>
+              <w:t>PIHAK KESATU menyerahkan kepada PIHAK KEDUA, dan PIHAK KEDUA menerima dengan baik seluruh hasil pelaksanaan pekerjaan Swakelola Tipe I Administrasi Kegiatan Pembangunan Gedung SPPG Provinsi Riau Tahun Anggaran 2025 yang telah selesai 100%.</w:t>
+            </w:r>
+          </w:p>
+        </w:tc>
+      </w:tr>
+      <w:tr>
+        <w:tc>
+          <w:tcPr>
+            <w:tcW w:type="dxa" w:w="425"/>
+            <w:tcMar>
+              <w:top w:w="40" w:type="dxa"/>
+              <w:bottom w:w="40" w:type="dxa"/>
+              <w:left w:w="20" w:type="dxa"/>
+              <w:right w:w="40" w:type="dxa"/>
+            </w:tcMar>
+          </w:tcPr>
+          <w:p>
+            <w:pPr>
+              <w:spacing w:before="0" w:after="40" w:line="288" w:lineRule="auto"/>
+              <w:jc w:val="left"/>
+            </w:pPr>
+            <w:r>
+              <w:rPr>
+                <w:rFonts w:ascii="Arial" w:hAnsi="Arial"/>
+                <w:sz w:val="21"/>
+              </w:rPr>
+              <w:t>2.</w:t>
+            </w:r>
+          </w:p>
+        </w:tc>
+        <w:tc>
+          <w:tcPr>
+            <w:tcW w:type="dxa" w:w="8929"/>
+            <w:tcMar>
+              <w:top w:w="40" w:type="dxa"/>
+              <w:bottom w:w="40" w:type="dxa"/>
+              <w:left w:w="20" w:type="dxa"/>
+              <w:right w:w="20" w:type="dxa"/>
+            </w:tcMar>
+          </w:tcPr>
+          <w:p>
+            <w:pPr>
+              <w:spacing w:before="0" w:after="40" w:line="288" w:lineRule="auto"/>
+              <w:jc w:val="both"/>
+            </w:pPr>
+            <w:r>
+              <w:rPr>
+                <w:rFonts w:ascii="Arial" w:hAnsi="Arial"/>
+                <w:sz w:val="21"/>
+              </w:rPr>
+              <w:t>Wujud hasil pekerjaan yang diserahkan meliputi dokumen perencanaan dan persiapan, dokumen pertanggungjawaban pengadaan bahan operasional (ATK dan Computer Supplies), laporan hasil survei/monitoring lapangan di wilayah Provinsi Riau, album dokumentasi fisik, serta Laporan Akhir Swakelola.</w:t>
+            </w:r>
+          </w:p>
+        </w:tc>
+      </w:tr>
+      <w:tr>
+        <w:tc>
+          <w:tcPr>
+            <w:tcW w:type="dxa" w:w="425"/>
+            <w:tcMar>
+              <w:top w:w="40" w:type="dxa"/>
+              <w:bottom w:w="40" w:type="dxa"/>
+              <w:left w:w="20" w:type="dxa"/>
+              <w:right w:w="40" w:type="dxa"/>
+            </w:tcMar>
+          </w:tcPr>
+          <w:p>
+            <w:pPr>
+              <w:spacing w:before="0" w:after="40" w:line="288" w:lineRule="auto"/>
+              <w:jc w:val="left"/>
+            </w:pPr>
+            <w:r>
+              <w:rPr>
+                <w:rFonts w:ascii="Arial" w:hAnsi="Arial"/>
+                <w:sz w:val="21"/>
+              </w:rPr>
+              <w:t>3.</w:t>
+            </w:r>
+          </w:p>
+        </w:tc>
+        <w:tc>
+          <w:tcPr>
+            <w:tcW w:type="dxa" w:w="8929"/>
+            <w:tcMar>
+              <w:top w:w="40" w:type="dxa"/>
+              <w:bottom w:w="40" w:type="dxa"/>
+              <w:left w:w="20" w:type="dxa"/>
+              <w:right w:w="20" w:type="dxa"/>
+            </w:tcMar>
+          </w:tcPr>
+          <w:p>
+            <w:pPr>
+              <w:spacing w:before="0" w:after="40" w:line="288" w:lineRule="auto"/>
+              <w:jc w:val="both"/>
+            </w:pPr>
+            <w:r>
+              <w:rPr>
+                <w:rFonts w:ascii="Arial" w:hAnsi="Arial"/>
+                <w:sz w:val="21"/>
+              </w:rPr>
+              <w:t>Total nilai realisasi anggaran pelaksanaan pekerjaan yang dipertanggungjawabkan secara sah adalah sebesar Rp 141.159.100,- (Seratus Empat Puluh Satu Juta Seratus Lima Puluh Sembilan Ribu Seratus Rupiah) dari pagu Rp 413.000.000,-.</w:t>
+            </w:r>
+          </w:p>
+        </w:tc>
+      </w:tr>
+    </w:tbl>
+    <w:p>
+      <w:pPr>
+        <w:spacing w:before="0" w:after="80"/>
+      </w:pPr>
+    </w:p>
+    <w:p>
+      <w:pPr>
+        <w:spacing w:before="0" w:after="120" w:line="300" w:lineRule="auto"/>
+        <w:jc w:val="both"/>
+      </w:pPr>
+      <w:r>
+        <w:rPr>
+          <w:rFonts w:ascii="Arial" w:hAnsi="Arial"/>
+          <w:b w:val="0"/>
+          <w:sz w:val="21"/>
+        </w:rPr>
+        <w:t>Demikian Berita Acara Serah Terima (BAST) ini dibuat dalam rangkap secukupnya untuk dipergunakan sebagaimana mestinya.</w:t>
+      </w:r>
+    </w:p>
+    <w:tbl>
+      <w:tblPr>
+        <w:tblW w:type="auto" w:w="0"/>
+        <w:jc w:val="center"/>
+        <w:tblLayout w:type="fixed"/>
+        <w:tblLook w:firstColumn="1" w:firstRow="1" w:lastColumn="0" w:lastRow="0" w:noHBand="0" w:noVBand="1" w:val="04A0"/>
+        <w:tblBorders>
+          <w:top w:val="none" w:sz="0" w:space="0" w:color="auto"/>
+          <w:left w:val="none" w:sz="0" w:space="0" w:color="auto"/>
+          <w:bottom w:val="none" w:sz="0" w:space="0" w:color="auto"/>
+          <w:right w:val="none" w:sz="0" w:space="0" w:color="auto"/>
+          <w:insideH w:val="none" w:sz="0" w:space="0" w:color="auto"/>
+          <w:insideV w:val="none" w:sz="0" w:space="0" w:color="auto"/>
+        </w:tblBorders>
+      </w:tblPr>
+      <w:tblGrid>
+        <w:gridCol w:w="4677"/>
+        <w:gridCol w:w="4677"/>
+      </w:tblGrid>
+      <w:tr>
+        <w:trPr>
+          <w:cantSplit/>
+        </w:trPr>
+        <w:tc>
+          <w:tcPr>
+            <w:tcW w:type="dxa" w:w="4677"/>
+          </w:tcPr>
+          <w:p>
+            <w:pPr>
+              <w:spacing w:before="160" w:line="276" w:lineRule="auto"/>
+              <w:jc w:val="left"/>
+            </w:pPr>
+            <w:r>
+              <w:rPr>
+                <w:rFonts w:ascii="Arial" w:hAnsi="Arial"/>
+                <w:sz w:val="21"/>
+              </w:rPr>
+              <w:t>PIHAK KEDUA (Yang Menerima),</w:t>
+              <w:br/>
+            </w:r>
+            <w:r>
+              <w:rPr>
+                <w:rFonts w:ascii="Arial" w:hAnsi="Arial"/>
                 <w:b/>
-                <w:sz w:val="20"/>
+                <w:sz w:val="21"/>
               </w:rPr>
+              <w:t>Pejabat Pembuat Komitmen (PPK)</w:t>
+              <w:br/>
+              <w:t>Satker Pelaksanaan Prasarana Strategis Riau,</w:t>
               <w:br/>
               <w:br/>
               <w:br/>
               <w:br/>
+            </w:r>
+            <w:r>
+              <w:rPr>
+                <w:rFonts w:ascii="Arial" w:hAnsi="Arial"/>
+                <w:b/>
+                <w:sz w:val="21"/>
+                <w:u w:val="single"/>
+              </w:rPr>
               <w:t>Nurhidayat Nugroho, S.Ars.</w:t>
               <w:br/>
+            </w:r>
+            <w:r>
+              <w:rPr>
+                <w:rFonts w:ascii="Arial" w:hAnsi="Arial"/>
+                <w:sz w:val="21"/>
+              </w:rPr>
               <w:t>NIP. 19901221 201802 1 001</w:t>
+            </w:r>
+          </w:p>
+        </w:tc>
+        <w:tc>
+          <w:tcPr>
+            <w:tcW w:type="dxa" w:w="4677"/>
+          </w:tcPr>
+          <w:p>
+            <w:pPr>
+              <w:spacing w:before="160" w:line="276" w:lineRule="auto"/>
+              <w:jc w:val="left"/>
+            </w:pPr>
+            <w:r>
+              <w:rPr>
+                <w:rFonts w:ascii="Arial" w:hAnsi="Arial"/>
+                <w:sz w:val="21"/>
+              </w:rPr>
+              <w:t>Pekanbaru, 22 Desember 2025</w:t>
+              <w:br/>
+              <w:t>PIHAK KESATU (Yang Menyerahkan),</w:t>
+              <w:br/>
+            </w:r>
+            <w:r>
+              <w:rPr>
+                <w:rFonts w:ascii="Arial" w:hAnsi="Arial"/>
+                <w:b/>
+                <w:sz w:val="21"/>
+              </w:rPr>
+              <w:t>Ketua Tim Pelaksana Swakelola,</w:t>
+              <w:br/>
+              <w:br/>
+              <w:br/>
+              <w:br/>
+            </w:r>
+            <w:r>
+              <w:rPr>
+                <w:rFonts w:ascii="Arial" w:hAnsi="Arial"/>
+                <w:b/>
+                <w:sz w:val="21"/>
+                <w:u w:val="single"/>
+              </w:rPr>
+              <w:t>Junaidi</w:t>
+              <w:br/>
+            </w:r>
+            <w:r>
+              <w:rPr>
+                <w:rFonts w:ascii="Arial" w:hAnsi="Arial"/>
+                <w:sz w:val="21"/>
+              </w:rPr>
+              <w:t>NIP. 19740704 200701 1 002</w:t>
             </w:r>
           </w:p>
         </w:tc>
       </w:tr>
     </w:tbl>
     <w:sectPr>
-      <w:pgSz w:w="12240" w:h="15840"/>
-      <w:pgMar w:top="1440" w:right="1800" w:bottom="1440" w:left="1800" w:header="720" w:footer="720" w:gutter="0"/>
+      <w:pgSz w:w="11906" w:h="16838"/>
+      <w:pgMar w:top="1020" w:right="1276" w:bottom="1134" w:left="1276" w:header="720" w:footer="720" w:gutter="0"/>
       <w:cols w:space="720"/>
       <w:docGrid w:linePitch="360"/>
     </w:sectPr>
@@ -597,6 +1289,14 @@
     <w:name w:val="Normal"/>
     <w:qFormat/>
     <w:rsid w:val="00FC693F"/>
+    <w:pPr>
+      <w:spacing w:line="288" w:lineRule="auto" w:after="80"/>
+    </w:pPr>
+    <w:rPr>
+      <w:rFonts w:ascii="Arial" w:hAnsi="Arial"/>
+      <w:color w:val="000000"/>
+      <w:sz w:val="21"/>
+    </w:rPr>
   </w:style>
   <w:style w:type="paragraph" w:styleId="Header">
     <w:name w:val="header"/>
